--- a/output/投研舆情晨报_2026-10-18.docx
+++ b/output/投研舆情晨报_2026-10-18.docx
@@ -19,7 +19,7 @@
           <w:color w:val="8A939E"/>
           <w:sz w:val="18"/>
         </w:rPr>
-        <w:t>覆盖 6 家媒体 · 入库 15,562 条 · 去重后 1,677 条 · 识别热点 49 个</w:t>
+        <w:t>覆盖 6 家媒体 · 入库 15,722 条 · 去重后 1,566 条 · 识别热点 41 个</w:t>
       </w:r>
     </w:p>
     <w:p>
@@ -126,7 +126,69 @@
           </w:tcPr>
           <w:p>
             <w:r>
-              <w:t>0.715</w:t>
+              <w:t>0.648</w:t>
+            </w:r>
+          </w:p>
+        </w:tc>
+        <w:tc>
+          <w:tcPr>
+            <w:tcW w:type="dxa" w:w="1440"/>
+          </w:tcPr>
+          <w:p>
+            <w:r>
+              <w:t>爆点</w:t>
+            </w:r>
+          </w:p>
+        </w:tc>
+        <w:tc>
+          <w:tcPr>
+            <w:tcW w:type="dxa" w:w="1440"/>
+          </w:tcPr>
+          <w:p>
+            <w:r>
+              <w:t>金融市场</w:t>
+            </w:r>
+          </w:p>
+        </w:tc>
+        <w:tc>
+          <w:tcPr>
+            <w:tcW w:type="dxa" w:w="1440"/>
+          </w:tcPr>
+          <w:p>
+            <w:r>
+              <w:t>利好！A股科技巨头，密集出手回购！603019，最高5亿元</w:t>
+            </w:r>
+          </w:p>
+        </w:tc>
+        <w:tc>
+          <w:tcPr>
+            <w:tcW w:type="dxa" w:w="1440"/>
+          </w:tcPr>
+          <w:p>
+            <w:r>
+              <w:t>5/2</w:t>
+            </w:r>
+          </w:p>
+        </w:tc>
+      </w:tr>
+      <w:tr>
+        <w:tc>
+          <w:tcPr>
+            <w:tcW w:type="dxa" w:w="1440"/>
+          </w:tcPr>
+          <w:p>
+            <w:r>
+              <w:t>2</w:t>
+            </w:r>
+          </w:p>
+        </w:tc>
+        <w:tc>
+          <w:tcPr>
+            <w:tcW w:type="dxa" w:w="1440"/>
+          </w:tcPr>
+          <w:p>
+            <w:r>
+              <w:t>0.611</w:t>
             </w:r>
           </w:p>
         </w:tc>
@@ -156,7 +218,7 @@
           </w:tcPr>
           <w:p>
             <w:r>
-              <w:t>科翔股份：2026年第三季度归母净利润3.11亿元，同比增长</w:t>
+              <w:t>霍尔木兹海峡航运再受威胁：伊朗称两艘超级油轮触雷起火，沙特与</w:t>
             </w:r>
           </w:p>
         </w:tc>
@@ -166,69 +228,7 @@
           </w:tcPr>
           <w:p>
             <w:r>
-              <w:t>6/3</w:t>
-            </w:r>
-          </w:p>
-        </w:tc>
-      </w:tr>
-      <w:tr>
-        <w:tc>
-          <w:tcPr>
-            <w:tcW w:type="dxa" w:w="1440"/>
-          </w:tcPr>
-          <w:p>
-            <w:r>
-              <w:t>2</w:t>
-            </w:r>
-          </w:p>
-        </w:tc>
-        <w:tc>
-          <w:tcPr>
-            <w:tcW w:type="dxa" w:w="1440"/>
-          </w:tcPr>
-          <w:p>
-            <w:r>
-              <w:t>0.702</w:t>
-            </w:r>
-          </w:p>
-        </w:tc>
-        <w:tc>
-          <w:tcPr>
-            <w:tcW w:type="dxa" w:w="1440"/>
-          </w:tcPr>
-          <w:p>
-            <w:r>
-              <w:t>爆点</w:t>
-            </w:r>
-          </w:p>
-        </w:tc>
-        <w:tc>
-          <w:tcPr>
-            <w:tcW w:type="dxa" w:w="1440"/>
-          </w:tcPr>
-          <w:p>
-            <w:r>
-              <w:t>AI与大模型</w:t>
-            </w:r>
-          </w:p>
-        </w:tc>
-        <w:tc>
-          <w:tcPr>
-            <w:tcW w:type="dxa" w:w="1440"/>
-          </w:tcPr>
-          <w:p>
-            <w:r>
-              <w:t>禁止出口限制出口技术目录拟修订 增列人工智能、生物医药、光伏</w:t>
-            </w:r>
-          </w:p>
-        </w:tc>
-        <w:tc>
-          <w:tcPr>
-            <w:tcW w:type="dxa" w:w="1440"/>
-          </w:tcPr>
-          <w:p>
-            <w:r>
-              <w:t>8/2</w:t>
+              <w:t>4/2</w:t>
             </w:r>
           </w:p>
         </w:tc>
@@ -250,7 +250,7 @@
           </w:tcPr>
           <w:p>
             <w:r>
-              <w:t>0.646</w:t>
+              <w:t>0.605</w:t>
             </w:r>
           </w:p>
         </w:tc>
@@ -261,130 +261,6 @@
           <w:p>
             <w:r>
               <w:t>爆点</w:t>
-            </w:r>
-          </w:p>
-        </w:tc>
-        <w:tc>
-          <w:tcPr>
-            <w:tcW w:type="dxa" w:w="1440"/>
-          </w:tcPr>
-          <w:p>
-            <w:r>
-              <w:t>金融市场</w:t>
-            </w:r>
-          </w:p>
-        </w:tc>
-        <w:tc>
-          <w:tcPr>
-            <w:tcW w:type="dxa" w:w="1440"/>
-          </w:tcPr>
-          <w:p>
-            <w:r>
-              <w:t>恒生科技指数涨超2%，MINIMAX涨超6%，快手涨超5%，</w:t>
-            </w:r>
-          </w:p>
-        </w:tc>
-        <w:tc>
-          <w:tcPr>
-            <w:tcW w:type="dxa" w:w="1440"/>
-          </w:tcPr>
-          <w:p>
-            <w:r>
-              <w:t>4/3</w:t>
-            </w:r>
-          </w:p>
-        </w:tc>
-      </w:tr>
-      <w:tr>
-        <w:tc>
-          <w:tcPr>
-            <w:tcW w:type="dxa" w:w="1440"/>
-          </w:tcPr>
-          <w:p>
-            <w:r>
-              <w:t>4</w:t>
-            </w:r>
-          </w:p>
-        </w:tc>
-        <w:tc>
-          <w:tcPr>
-            <w:tcW w:type="dxa" w:w="1440"/>
-          </w:tcPr>
-          <w:p>
-            <w:r>
-              <w:t>0.629</w:t>
-            </w:r>
-          </w:p>
-        </w:tc>
-        <w:tc>
-          <w:tcPr>
-            <w:tcW w:type="dxa" w:w="1440"/>
-          </w:tcPr>
-          <w:p>
-            <w:r>
-              <w:t>爆点</w:t>
-            </w:r>
-          </w:p>
-        </w:tc>
-        <w:tc>
-          <w:tcPr>
-            <w:tcW w:type="dxa" w:w="1440"/>
-          </w:tcPr>
-          <w:p>
-            <w:r>
-              <w:t>综合</w:t>
-            </w:r>
-          </w:p>
-        </w:tc>
-        <w:tc>
-          <w:tcPr>
-            <w:tcW w:type="dxa" w:w="1440"/>
-          </w:tcPr>
-          <w:p>
-            <w:r>
-              <w:t>视频丨霍尔木兹海峡商船遇袭推高油价 美以密商打击伊朗预案</w:t>
-            </w:r>
-          </w:p>
-        </w:tc>
-        <w:tc>
-          <w:tcPr>
-            <w:tcW w:type="dxa" w:w="1440"/>
-          </w:tcPr>
-          <w:p>
-            <w:r>
-              <w:t>5/3</w:t>
-            </w:r>
-          </w:p>
-        </w:tc>
-      </w:tr>
-      <w:tr>
-        <w:tc>
-          <w:tcPr>
-            <w:tcW w:type="dxa" w:w="1440"/>
-          </w:tcPr>
-          <w:p>
-            <w:r>
-              <w:t>5</w:t>
-            </w:r>
-          </w:p>
-        </w:tc>
-        <w:tc>
-          <w:tcPr>
-            <w:tcW w:type="dxa" w:w="1440"/>
-          </w:tcPr>
-          <w:p>
-            <w:r>
-              <w:t>0.605</w:t>
-            </w:r>
-          </w:p>
-        </w:tc>
-        <w:tc>
-          <w:tcPr>
-            <w:tcW w:type="dxa" w:w="1440"/>
-          </w:tcPr>
-          <w:p>
-            <w:r>
-              <w:t>高热</w:t>
             </w:r>
           </w:p>
         </w:tc>
@@ -426,7 +302,7 @@
           </w:tcPr>
           <w:p>
             <w:r>
-              <w:t>6</w:t>
+              <w:t>4</w:t>
             </w:r>
           </w:p>
         </w:tc>
@@ -446,7 +322,7 @@
           </w:tcPr>
           <w:p>
             <w:r>
-              <w:t>高热</w:t>
+              <w:t>爆点</w:t>
             </w:r>
           </w:p>
         </w:tc>
@@ -466,7 +342,7 @@
           </w:tcPr>
           <w:p>
             <w:r>
-              <w:t>养老服务价格新规来了，分级分类差异定价</w:t>
+              <w:t>博盈特焊：拟购买苏州罗克莱海洋装备股份有限公司55%股权 1</w:t>
             </w:r>
           </w:p>
         </w:tc>
@@ -488,69 +364,7 @@
           </w:tcPr>
           <w:p>
             <w:r>
-              <w:t>7</w:t>
-            </w:r>
-          </w:p>
-        </w:tc>
-        <w:tc>
-          <w:tcPr>
-            <w:tcW w:type="dxa" w:w="1440"/>
-          </w:tcPr>
-          <w:p>
-            <w:r>
-              <w:t>0.599</w:t>
-            </w:r>
-          </w:p>
-        </w:tc>
-        <w:tc>
-          <w:tcPr>
-            <w:tcW w:type="dxa" w:w="1440"/>
-          </w:tcPr>
-          <w:p>
-            <w:r>
-              <w:t>高热</w:t>
-            </w:r>
-          </w:p>
-        </w:tc>
-        <w:tc>
-          <w:tcPr>
-            <w:tcW w:type="dxa" w:w="1440"/>
-          </w:tcPr>
-          <w:p>
-            <w:r>
-              <w:t>金融市场</w:t>
-            </w:r>
-          </w:p>
-        </w:tc>
-        <w:tc>
-          <w:tcPr>
-            <w:tcW w:type="dxa" w:w="1440"/>
-          </w:tcPr>
-          <w:p>
-            <w:r>
-              <w:t>*ST岭南：收到终止上市事先告知书</w:t>
-            </w:r>
-          </w:p>
-        </w:tc>
-        <w:tc>
-          <w:tcPr>
-            <w:tcW w:type="dxa" w:w="1440"/>
-          </w:tcPr>
-          <w:p>
-            <w:r>
-              <w:t>4/2</w:t>
-            </w:r>
-          </w:p>
-        </w:tc>
-      </w:tr>
-      <w:tr>
-        <w:tc>
-          <w:tcPr>
-            <w:tcW w:type="dxa" w:w="1440"/>
-          </w:tcPr>
-          <w:p>
-            <w:r>
-              <w:t>8</w:t>
+              <w:t>5</w:t>
             </w:r>
           </w:p>
         </w:tc>
@@ -612,7 +426,7 @@
           </w:tcPr>
           <w:p>
             <w:r>
-              <w:t>9</w:t>
+              <w:t>6</w:t>
             </w:r>
           </w:p>
         </w:tc>
@@ -674,7 +488,7 @@
           </w:tcPr>
           <w:p>
             <w:r>
-              <w:t>10</w:t>
+              <w:t>7</w:t>
             </w:r>
           </w:p>
         </w:tc>
@@ -684,7 +498,7 @@
           </w:tcPr>
           <w:p>
             <w:r>
-              <w:t>0.570</w:t>
+              <w:t>0.540</w:t>
             </w:r>
           </w:p>
         </w:tc>
@@ -714,7 +528,193 @@
           </w:tcPr>
           <w:p>
             <w:r>
-              <w:t>国常会：不断深化拓展“人工智能+”行动 让人工智能技术更好转</w:t>
+              <w:t>美国股市：标普500指数创6月以来最差单周表现 AI担忧重创</w:t>
+            </w:r>
+          </w:p>
+        </w:tc>
+        <w:tc>
+          <w:tcPr>
+            <w:tcW w:type="dxa" w:w="1440"/>
+          </w:tcPr>
+          <w:p>
+            <w:r>
+              <w:t>3/2</w:t>
+            </w:r>
+          </w:p>
+        </w:tc>
+      </w:tr>
+      <w:tr>
+        <w:tc>
+          <w:tcPr>
+            <w:tcW w:type="dxa" w:w="1440"/>
+          </w:tcPr>
+          <w:p>
+            <w:r>
+              <w:t>8</w:t>
+            </w:r>
+          </w:p>
+        </w:tc>
+        <w:tc>
+          <w:tcPr>
+            <w:tcW w:type="dxa" w:w="1440"/>
+          </w:tcPr>
+          <w:p>
+            <w:r>
+              <w:t>0.540</w:t>
+            </w:r>
+          </w:p>
+        </w:tc>
+        <w:tc>
+          <w:tcPr>
+            <w:tcW w:type="dxa" w:w="1440"/>
+          </w:tcPr>
+          <w:p>
+            <w:r>
+              <w:t>高热</w:t>
+            </w:r>
+          </w:p>
+        </w:tc>
+        <w:tc>
+          <w:tcPr>
+            <w:tcW w:type="dxa" w:w="1440"/>
+          </w:tcPr>
+          <w:p>
+            <w:r>
+              <w:t>综合</w:t>
+            </w:r>
+          </w:p>
+        </w:tc>
+        <w:tc>
+          <w:tcPr>
+            <w:tcW w:type="dxa" w:w="1440"/>
+          </w:tcPr>
+          <w:p>
+            <w:r>
+              <w:t>广西壮族自治区党委常委会召开会议 通报国家监委对黄日波进行监</w:t>
+            </w:r>
+          </w:p>
+        </w:tc>
+        <w:tc>
+          <w:tcPr>
+            <w:tcW w:type="dxa" w:w="1440"/>
+          </w:tcPr>
+          <w:p>
+            <w:r>
+              <w:t>3/2</w:t>
+            </w:r>
+          </w:p>
+        </w:tc>
+      </w:tr>
+      <w:tr>
+        <w:tc>
+          <w:tcPr>
+            <w:tcW w:type="dxa" w:w="1440"/>
+          </w:tcPr>
+          <w:p>
+            <w:r>
+              <w:t>9</w:t>
+            </w:r>
+          </w:p>
+        </w:tc>
+        <w:tc>
+          <w:tcPr>
+            <w:tcW w:type="dxa" w:w="1440"/>
+          </w:tcPr>
+          <w:p>
+            <w:r>
+              <w:t>0.540</w:t>
+            </w:r>
+          </w:p>
+        </w:tc>
+        <w:tc>
+          <w:tcPr>
+            <w:tcW w:type="dxa" w:w="1440"/>
+          </w:tcPr>
+          <w:p>
+            <w:r>
+              <w:t>高热</w:t>
+            </w:r>
+          </w:p>
+        </w:tc>
+        <w:tc>
+          <w:tcPr>
+            <w:tcW w:type="dxa" w:w="1440"/>
+          </w:tcPr>
+          <w:p>
+            <w:r>
+              <w:t>综合</w:t>
+            </w:r>
+          </w:p>
+        </w:tc>
+        <w:tc>
+          <w:tcPr>
+            <w:tcW w:type="dxa" w:w="1440"/>
+          </w:tcPr>
+          <w:p>
+            <w:r>
+              <w:t>恒力石化：预计前三季度净利润为102.56亿元左右，同比增加</w:t>
+            </w:r>
+          </w:p>
+        </w:tc>
+        <w:tc>
+          <w:tcPr>
+            <w:tcW w:type="dxa" w:w="1440"/>
+          </w:tcPr>
+          <w:p>
+            <w:r>
+              <w:t>3/2</w:t>
+            </w:r>
+          </w:p>
+        </w:tc>
+      </w:tr>
+      <w:tr>
+        <w:tc>
+          <w:tcPr>
+            <w:tcW w:type="dxa" w:w="1440"/>
+          </w:tcPr>
+          <w:p>
+            <w:r>
+              <w:t>10</w:t>
+            </w:r>
+          </w:p>
+        </w:tc>
+        <w:tc>
+          <w:tcPr>
+            <w:tcW w:type="dxa" w:w="1440"/>
+          </w:tcPr>
+          <w:p>
+            <w:r>
+              <w:t>0.532</w:t>
+            </w:r>
+          </w:p>
+        </w:tc>
+        <w:tc>
+          <w:tcPr>
+            <w:tcW w:type="dxa" w:w="1440"/>
+          </w:tcPr>
+          <w:p>
+            <w:r>
+              <w:t>高热</w:t>
+            </w:r>
+          </w:p>
+        </w:tc>
+        <w:tc>
+          <w:tcPr>
+            <w:tcW w:type="dxa" w:w="1440"/>
+          </w:tcPr>
+          <w:p>
+            <w:r>
+              <w:t>综合</w:t>
+            </w:r>
+          </w:p>
+        </w:tc>
+        <w:tc>
+          <w:tcPr>
+            <w:tcW w:type="dxa" w:w="1440"/>
+          </w:tcPr>
+          <w:p>
+            <w:r>
+              <w:t>大范围雨雪今起进入最强时段 多地气温将创下半年新低</w:t>
             </w:r>
           </w:p>
         </w:tc>
@@ -746,7 +746,7 @@
         <w:pStyle w:val="Heading2"/>
       </w:pPr>
       <w:r>
-        <w:t>科翔股份：2026年第三季度归母净利润3.11亿元，同比增长638.54%</w:t>
+        <w:t>利好！A股科技巨头，密集出手回购！603019，最高5亿元</w:t>
       </w:r>
     </w:p>
     <w:p>
@@ -755,7 +755,7 @@
           <w:color w:val="8A939E"/>
           <w:sz w:val="18"/>
         </w:rPr>
-        <w:t>热度 0.715（爆点）· 6 篇 / 3 家媒体 · 综合</w:t>
+        <w:t>热度 0.648（爆点）· 5 篇 / 2 家媒体 · 金融市场</w:t>
       </w:r>
     </w:p>
     <w:p>
@@ -767,7 +767,7 @@
         <w:t>事件概述：</w:t>
       </w:r>
       <w:r>
-        <w:t>「科翔股份：2026年第三季度归母净利润3.11亿元，同比增长638.54%」由 6 篇报道聚合而成，覆盖 3 家媒体，热度 0.715（爆点），所属板块类目：综合。</w:t>
+        <w:t>「利好！A股科技巨头，密集出手回购！603019，最高5亿元」由 5 篇报道聚合而成，覆盖 2 家媒体，热度 0.648（爆点），所属板块类目：金融市场。</w:t>
       </w:r>
     </w:p>
     <w:p>
@@ -779,7 +779,7 @@
         <w:t>关键信息：</w:t>
       </w:r>
       <w:r>
-        <w:t>科翔股份：2026年第三季度归母净利润3.11亿元，同比增长638.54%；“牛散”大调仓，章建平退出、方文艳现身；卫星化学：前三季度归母净利润90.59亿元，同比增长141.24%</w:t>
+        <w:t>利好！A股科技巨头，密集出手回购！603019，最高5亿元；超1300亿元净利+最高20亿元回购！长鑫科技，密集利好；1324亿，A股回购逼近去年全年！新易盛、天孚通信等密集出手</w:t>
       </w:r>
     </w:p>
     <w:p>
@@ -812,7 +812,7 @@
           <w:color w:val="8A939E"/>
           <w:sz w:val="17"/>
         </w:rPr>
-        <w:t>引用：[1]科翔股份：2026年第三季度归母净利润3.11亿元， / [2]“牛散”大调仓，章建平退出、方文艳现身 / [3]卫星化学：前三季度归母净利润90.59亿元，同比增长 / [4]永太科技前三季度归母净利润同比增1221.81% 锂</w:t>
+        <w:t>引用：[1]利好！A股科技巨头，密集出手回购！603019，最高 / [2]超1300亿元净利+最高20亿元回购！长鑫科技，密集 / [3]1324亿，A股回购逼近去年全年！新易盛、天孚通信等 / [4]回购刷屏！刚刚，科技龙头密集公告</w:t>
       </w:r>
     </w:p>
     <w:p>
@@ -820,7 +820,7 @@
         <w:pStyle w:val="Heading2"/>
       </w:pPr>
       <w:r>
-        <w:t>禁止出口限制出口技术目录拟修订 增列人工智能、生物医药、光伏三个领域40项技术</w:t>
+        <w:t>霍尔木兹海峡航运再受威胁：伊朗称两艘超级油轮触雷起火，沙特与胡塞武装冲突升级</w:t>
       </w:r>
     </w:p>
     <w:p>
@@ -829,7 +829,7 @@
           <w:color w:val="8A939E"/>
           <w:sz w:val="18"/>
         </w:rPr>
-        <w:t>热度 0.702（爆点）· 8 篇 / 2 家媒体 · AI与大模型</w:t>
+        <w:t>热度 0.611（爆点）· 4 篇 / 2 家媒体 · 综合</w:t>
       </w:r>
     </w:p>
     <w:p>
@@ -841,7 +841,7 @@
         <w:t>事件概述：</w:t>
       </w:r>
       <w:r>
-        <w:t>「禁止出口限制出口技术目录拟修订 增列人工智能、生物医药、光伏三个领域40项技术」由 8 篇报道聚合而成，覆盖 2 家媒体，热度 0.702（爆点），所属板块类目：AI与大模型。</w:t>
+        <w:t>「霍尔木兹海峡航运再受威胁：伊朗称两艘超级油轮触雷起火，沙特与胡塞武装冲突升级」由 4 篇报道聚合而成，覆盖 2 家媒体，热度 0.611（爆点），所属板块类目：综合。</w:t>
       </w:r>
     </w:p>
     <w:p>
@@ -853,81 +853,7 @@
         <w:t>关键信息：</w:t>
       </w:r>
       <w:r>
-        <w:t>禁止出口限制出口技术目录拟修订 增列人工智能、生物医药、光伏三个领域40项技术；统筹安全与发展：《中国禁止出口限制出口技术目录》修订的核心变化与企业合规；三大领域40项技术，拟纳入出口管理！权威解读来了</w:t>
-      </w:r>
-    </w:p>
-    <w:p>
-      <w:r>
-        <w:rPr>
-          <w:b/>
-          <w:color w:val="16324F"/>
-        </w:rPr>
-        <w:t>市场影响：</w:t>
-      </w:r>
-      <w:r>
-        <w:t>关联板块代码：BK0465、BK1044。（LLM 不可用，未生成研判，以上为检索与统计事实）</w:t>
-      </w:r>
-    </w:p>
-    <w:p>
-      <w:r>
-        <w:rPr>
-          <w:b/>
-          <w:color w:val="16324F"/>
-        </w:rPr>
-        <w:t>关注要点：</w:t>
-      </w:r>
-      <w:r>
-        <w:t>建议人工复核该事件的后续进展与板块联动。</w:t>
-      </w:r>
-    </w:p>
-    <w:p>
-      <w:r>
-        <w:rPr>
-          <w:color w:val="8A939E"/>
-          <w:sz w:val="17"/>
-        </w:rPr>
-        <w:t>引用：[1]禁止出口限制出口技术目录拟修订 增列人工智能、生物医 / [2]统筹安全与发展：《中国禁止出口限制出口技术目录》修订 / [3]三大领域40项技术，拟纳入出口管理！权威解读来了 / [4]新华财经早报：10月17日</w:t>
-      </w:r>
-    </w:p>
-    <w:p>
-      <w:pPr>
-        <w:pStyle w:val="Heading2"/>
-      </w:pPr>
-      <w:r>
-        <w:t>恒生科技指数涨超2%，MINIMAX涨超6%，快手涨超5%，腾讯、哔哩哔哩、地平</w:t>
-      </w:r>
-    </w:p>
-    <w:p>
-      <w:r>
-        <w:rPr>
-          <w:color w:val="8A939E"/>
-          <w:sz w:val="18"/>
-        </w:rPr>
-        <w:t>热度 0.646（爆点）· 4 篇 / 3 家媒体 · 金融市场</w:t>
-      </w:r>
-    </w:p>
-    <w:p>
-      <w:r>
-        <w:rPr>
-          <w:b/>
-          <w:color w:val="16324F"/>
-        </w:rPr>
-        <w:t>事件概述：</w:t>
-      </w:r>
-      <w:r>
-        <w:t>「恒生科技指数涨超2%，MINIMAX涨超6%，快手涨超5%，腾讯、哔哩哔哩、地平」由 4 篇报道聚合而成，覆盖 3 家媒体，热度 0.646（爆点），所属板块类目：金融市场。</w:t>
-      </w:r>
-    </w:p>
-    <w:p>
-      <w:r>
-        <w:rPr>
-          <w:b/>
-          <w:color w:val="16324F"/>
-        </w:rPr>
-        <w:t>关键信息：</w:t>
-      </w:r>
-      <w:r>
-        <w:t>恒生科技指数涨超2%，MINIMAX涨超6%，快手涨超5%，腾讯、哔哩哔哩、地平；港股高开高走 恒生科技指数涨幅扩大逾2%；港股午评：恒指涨1.21% 科指涨2.09% 科网股普涨 生物技术板块大涨</w:t>
+        <w:t>霍尔木兹海峡航运再受威胁：伊朗称两艘超级油轮触雷起火，沙特与胡塞武装冲突升级；伊朗革命卫队：一艘油轮在霍尔木兹海峡触雷爆炸；视频丨霍尔木兹海峡商船遇袭推高油价 美以密商打击伊朗预案</w:t>
       </w:r>
     </w:p>
     <w:p>
@@ -960,81 +886,7 @@
           <w:color w:val="8A939E"/>
           <w:sz w:val="17"/>
         </w:rPr>
-        <w:t>引用：[1]恒生科技指数涨超2%，MINIMAX涨超6%，快手涨 / [2]港股高开高走 恒生科技指数涨幅扩大逾2% / [3]港股午评：恒指涨1.21% 科指涨2.09% 科网股 / [4]快手-W盘中涨超6% 版本迭代有望进一步巩固可灵商业</w:t>
-      </w:r>
-    </w:p>
-    <w:p>
-      <w:pPr>
-        <w:pStyle w:val="Heading2"/>
-      </w:pPr>
-      <w:r>
-        <w:t>视频丨霍尔木兹海峡商船遇袭推高油价 美以密商打击伊朗预案</w:t>
-      </w:r>
-    </w:p>
-    <w:p>
-      <w:r>
-        <w:rPr>
-          <w:color w:val="8A939E"/>
-          <w:sz w:val="18"/>
-        </w:rPr>
-        <w:t>热度 0.629（爆点）· 5 篇 / 3 家媒体 · 综合</w:t>
-      </w:r>
-    </w:p>
-    <w:p>
-      <w:r>
-        <w:rPr>
-          <w:b/>
-          <w:color w:val="16324F"/>
-        </w:rPr>
-        <w:t>事件概述：</w:t>
-      </w:r>
-      <w:r>
-        <w:t>「视频丨霍尔木兹海峡商船遇袭推高油价 美以密商打击伊朗预案」由 5 篇报道聚合而成，覆盖 3 家媒体，热度 0.629（爆点），所属板块类目：综合。</w:t>
-      </w:r>
-    </w:p>
-    <w:p>
-      <w:r>
-        <w:rPr>
-          <w:b/>
-          <w:color w:val="16324F"/>
-        </w:rPr>
-        <w:t>关键信息：</w:t>
-      </w:r>
-      <w:r>
-        <w:t>视频丨霍尔木兹海峡商船遇袭推高油价 美以密商打击伊朗预案；美军过去7天协助超过1亿桶原油运出霍尔木兹海峡；伊朗海军称“违规”穿越海峡而受损的油轮增多</w:t>
-      </w:r>
-    </w:p>
-    <w:p>
-      <w:r>
-        <w:rPr>
-          <w:b/>
-          <w:color w:val="16324F"/>
-        </w:rPr>
-        <w:t>市场影响：</w:t>
-      </w:r>
-      <w:r>
-        <w:t>关联板块代码：本簇未携带板块标签。（LLM 不可用，未生成研判，以上为检索与统计事实）</w:t>
-      </w:r>
-    </w:p>
-    <w:p>
-      <w:r>
-        <w:rPr>
-          <w:b/>
-          <w:color w:val="16324F"/>
-        </w:rPr>
-        <w:t>关注要点：</w:t>
-      </w:r>
-      <w:r>
-        <w:t>建议人工复核该事件的后续进展与板块联动。</w:t>
-      </w:r>
-    </w:p>
-    <w:p>
-      <w:r>
-        <w:rPr>
-          <w:color w:val="8A939E"/>
-          <w:sz w:val="17"/>
-        </w:rPr>
-        <w:t>引用：[1]视频丨霍尔木兹海峡商船遇袭推高油价 美以密商打击伊朗 / [2]美军过去7天协助超过1亿桶原油运出霍尔木兹海峡 / [3]伊朗海军称“违规”穿越海峡而受损的油轮增多 / [4]霍尔木兹海峡安全形势恶化 一天内曾有6艘船遇袭</w:t>
+        <w:t>引用：[1]霍尔木兹海峡航运再受威胁：伊朗称两艘超级油轮触雷起火 / [2]伊朗革命卫队：一艘油轮在霍尔木兹海峡触雷爆炸 / [3]视频丨霍尔木兹海峡商船遇袭推高油价 美以密商打击伊朗 / [4]伊朗海军称“违规”穿越海峡而受损的油轮增多</w:t>
       </w:r>
     </w:p>
     <w:p>
@@ -1051,7 +903,7 @@
           <w:color w:val="8A939E"/>
           <w:sz w:val="18"/>
         </w:rPr>
-        <w:t>热度 0.605（高热）· 8 篇 / 3 家媒体 · 国际市场</w:t>
+        <w:t>热度 0.605（爆点）· 8 篇 / 3 家媒体 · 国际市场</w:t>
       </w:r>
     </w:p>
     <w:p>
@@ -1063,7 +915,7 @@
         <w:t>事件概述：</w:t>
       </w:r>
       <w:r>
-        <w:t>「中概指数收跌1.3%，CQQQ跌超2.1%，世纪互联跌10.9%，万国数据跌超8.8%」由 8 篇报道聚合而成，覆盖 3 家媒体，热度 0.605（高热），所属板块类目：国际市场。</w:t>
+        <w:t>「中概指数收跌1.3%，CQQQ跌超2.1%，世纪互联跌10.9%，万国数据跌超8.8%」由 8 篇报道聚合而成，覆盖 3 家媒体，热度 0.605（爆点），所属板块类目：国际市场。</w:t>
       </w:r>
     </w:p>
     <w:p>
@@ -1108,7 +960,155 @@
           <w:color w:val="8A939E"/>
           <w:sz w:val="17"/>
         </w:rPr>
-        <w:t>引用：[1]中概指数收跌1.3%，CQQQ跌超2.1%，世纪互联 / [2]10月17日热门中概股多数下跌，台积电跌超2% / [3]周五（10月16日），美股行业ETF多数收跌，网络股 / [4]美股大类资产类ETF多数收跌，纳指ETF跌2.5%</w:t>
+        <w:t>引用：[1]中概指数收跌1.3%，CQQQ跌超2.1%，世纪互联 / [2]10月17日热门中概股多数下跌，台积电跌超2% / [3]周五（10月16日），美股行业ETF多数收跌，网络股 / [4]利空突袭！清晨，科技股大跳水！</w:t>
+      </w:r>
+    </w:p>
+    <w:p>
+      <w:pPr>
+        <w:pStyle w:val="Heading2"/>
+      </w:pPr>
+      <w:r>
+        <w:t>博盈特焊：拟购买苏州罗克莱海洋装备股份有限公司55%股权 19日起停牌</w:t>
+      </w:r>
+    </w:p>
+    <w:p>
+      <w:r>
+        <w:rPr>
+          <w:color w:val="8A939E"/>
+          <w:sz w:val="18"/>
+        </w:rPr>
+        <w:t>热度 0.599（爆点）· 4 篇 / 2 家媒体 · 综合</w:t>
+      </w:r>
+    </w:p>
+    <w:p>
+      <w:r>
+        <w:rPr>
+          <w:b/>
+          <w:color w:val="16324F"/>
+        </w:rPr>
+        <w:t>事件概述：</w:t>
+      </w:r>
+      <w:r>
+        <w:t>「博盈特焊：拟购买苏州罗克莱海洋装备股份有限公司55%股权 19日起停牌」由 4 篇报道聚合而成，覆盖 2 家媒体，热度 0.599（爆点），所属板块类目：综合。</w:t>
+      </w:r>
+    </w:p>
+    <w:p>
+      <w:r>
+        <w:rPr>
+          <w:b/>
+          <w:color w:val="16324F"/>
+        </w:rPr>
+        <w:t>关键信息：</w:t>
+      </w:r>
+      <w:r>
+        <w:t>博盈特焊：拟购买苏州罗克莱海洋装备股份有限公司55%股权 19日起停牌；博盈特焊：筹划重大资产重组事项 19日起停牌；301468，筹划收购海洋装备资产！明起停牌</w:t>
+      </w:r>
+    </w:p>
+    <w:p>
+      <w:r>
+        <w:rPr>
+          <w:b/>
+          <w:color w:val="16324F"/>
+        </w:rPr>
+        <w:t>市场影响：</w:t>
+      </w:r>
+      <w:r>
+        <w:t>关联板块代码：本簇未携带板块标签。（LLM 不可用，未生成研判，以上为检索与统计事实）</w:t>
+      </w:r>
+    </w:p>
+    <w:p>
+      <w:r>
+        <w:rPr>
+          <w:b/>
+          <w:color w:val="16324F"/>
+        </w:rPr>
+        <w:t>关注要点：</w:t>
+      </w:r>
+      <w:r>
+        <w:t>建议人工复核该事件的后续进展与板块联动。</w:t>
+      </w:r>
+    </w:p>
+    <w:p>
+      <w:r>
+        <w:rPr>
+          <w:color w:val="8A939E"/>
+          <w:sz w:val="17"/>
+        </w:rPr>
+        <w:t>引用：[1]博盈特焊：拟购买苏州罗克莱海洋装备股份有限公司55% / [2]博盈特焊：筹划重大资产重组事项 19日起停牌 / [3]301468，筹划收购海洋装备资产！明起停牌 / [4]3只A股，明日停牌</w:t>
+      </w:r>
+    </w:p>
+    <w:p>
+      <w:pPr>
+        <w:pStyle w:val="Heading2"/>
+      </w:pPr>
+      <w:r>
+        <w:t>黄仁勋称AI市场震荡将会过去，密集欧洲行持续释放信心</w:t>
+      </w:r>
+    </w:p>
+    <w:p>
+      <w:r>
+        <w:rPr>
+          <w:color w:val="8A939E"/>
+          <w:sz w:val="18"/>
+        </w:rPr>
+        <w:t>热度 0.587（高热）· 3 篇 / 3 家媒体 · 综合</w:t>
+      </w:r>
+    </w:p>
+    <w:p>
+      <w:r>
+        <w:rPr>
+          <w:b/>
+          <w:color w:val="16324F"/>
+        </w:rPr>
+        <w:t>事件概述：</w:t>
+      </w:r>
+      <w:r>
+        <w:t>「黄仁勋称AI市场震荡将会过去，密集欧洲行持续释放信心」由 3 篇报道聚合而成，覆盖 3 家媒体，热度 0.587（高热），所属板块类目：综合。</w:t>
+      </w:r>
+    </w:p>
+    <w:p>
+      <w:r>
+        <w:rPr>
+          <w:b/>
+          <w:color w:val="16324F"/>
+        </w:rPr>
+        <w:t>关键信息：</w:t>
+      </w:r>
+      <w:r>
+        <w:t>黄仁勋称AI市场震荡将会过去，密集欧洲行持续释放信心；黄仁勋谈AI大跌：“这一切都会过去”；黄仁勋看淡AI板块大跌：这一切都会过去</w:t>
+      </w:r>
+    </w:p>
+    <w:p>
+      <w:r>
+        <w:rPr>
+          <w:b/>
+          <w:color w:val="16324F"/>
+        </w:rPr>
+        <w:t>市场影响：</w:t>
+      </w:r>
+      <w:r>
+        <w:t>关联板块代码：BK0464、BK0800。（LLM 不可用，未生成研判，以上为检索与统计事实）</w:t>
+      </w:r>
+    </w:p>
+    <w:p>
+      <w:r>
+        <w:rPr>
+          <w:b/>
+          <w:color w:val="16324F"/>
+        </w:rPr>
+        <w:t>关注要点：</w:t>
+      </w:r>
+      <w:r>
+        <w:t>建议人工复核该事件的后续进展与板块联动。</w:t>
+      </w:r>
+    </w:p>
+    <w:p>
+      <w:r>
+        <w:rPr>
+          <w:color w:val="8A939E"/>
+          <w:sz w:val="17"/>
+        </w:rPr>
+        <w:t>引用：[1]黄仁勋称AI市场震荡将会过去，密集欧洲行持续释放信心 / [2]黄仁勋谈AI大跌：“这一切都会过去” / [3]黄仁勋看淡AI板块大跌：这一切都会过去 / [4]10月17日隔夜要闻：纳指跌超2% 布伦特原油触及1</w:t>
       </w:r>
     </w:p>
     <w:p>
@@ -1127,7 +1127,7 @@
         <w:pStyle w:val="ListBullet"/>
       </w:pPr>
       <w:r>
-        <w:t>采集：6 家媒体公开接口，累计入库 15,562 条</w:t>
+        <w:t>采集：6 家媒体公开接口，累计入库 15,722 条</w:t>
       </w:r>
     </w:p>
     <w:p>
@@ -1135,7 +1135,7 @@
         <w:pStyle w:val="ListBullet"/>
       </w:pPr>
       <w:r>
-        <w:t>三层去重：1,926 → 1,677 条（精确149/SimHash7/语义93）</w:t>
+        <w:t>三层去重：1,821 → 1,566 条（精确146/SimHash9/语义100）</w:t>
       </w:r>
     </w:p>
     <w:p>
